--- a/Title.docx
+++ b/Title.docx
@@ -106,6 +106,29 @@
           <w:lang w:val="en-US"/>
         </w:rPr>
         <w:t>umber:23438376</w:t>
+      </w:r>
+    </w:p>
+    <w:p>
+      <w:pPr>
+        <w:ind w:firstLine="720"/>
+        <w:rPr>
+          <w:rFonts w:ascii="Aptos" w:hAnsi="Aptos"/>
+          <w:lang w:val="en-US"/>
+        </w:rPr>
+      </w:pPr>
+      <w:r>
+        <w:rPr>
+          <w:rFonts w:ascii="Aptos" w:hAnsi="Aptos"/>
+          <w:lang w:val="en-US"/>
+        </w:rPr>
+        <w:t xml:space="preserve">Github: </w:t>
+      </w:r>
+      <w:r>
+        <w:rPr>
+          <w:rFonts w:ascii="Aptos" w:hAnsi="Aptos"/>
+          <w:lang w:val="en-US"/>
+        </w:rPr>
+        <w:t>https://github.com/pizzathor/libaryprop</w:t>
       </w:r>
     </w:p>
     <w:p>
